--- a/src/assets/Team_Contract_2025_26_AI_(1)_(1).docx
+++ b/src/assets/Team_Contract_2025_26_AI_(1)_(1).docx
@@ -490,14 +490,14 @@
         <w:rPr>
           <w:rtl w:val="0"/>
         </w:rPr>
-        <w:t xml:space="preserve">      Such employment of the Player by the Club will include the Player’s participation in the Club´s regular season, play-off exhibition, tournament and friendly games and practices during the noted term.  All obligations of the Player concerning his presence in the Club’s locale will cease 24 hours after the last official game of the Club for the Season 2025/26 and the Player will become immediately a free agent and his letter of clearance will be immediately released </w:t>
+        <w:t xml:space="preserve">      Such employment of the Player by the Club will include the Player’s participation in the Club´s regular season, play-off exhibition, tournament and friendly games and practices during the noted term.  All obligations of the Player concerning his presence in the Club’s locale will cease 24 hours after the last official game of the Club for the Season {SEASON_1} and the Player will become immediately a free agent and his letter of clearance will be immediately released </w:t>
       </w:r>
       <w:r>
         <w:rPr>
           <w:color w:val="ff0000"/>
           <w:rtl w:val="0"/>
         </w:rPr>
-        <w:t xml:space="preserve">…………..…. In case of 2 season contract we add: (and will restart at the beginning of season 2026/27 to cease again 24 hours after the last official game of the Club for season 2026/27)………….. in which moment the Player will be a free agent and his letter of clearance will be issued if needed by the Club immediately upon request without any compensation payable to the Club.   </w:t>
+        <w:t xml:space="preserve">…………..{MULTI_SEASON_CLAUSE}.. in which moment the Player will be a free agent and his letter of clearance will be issued if needed by the Club immediately upon request without any compensation payable to the Club.   </w:t>
       </w:r>
       <w:r>
         <w:rPr>

--- a/src/assets/Team_Contract_2025_26_AI_(1)_(1).docx
+++ b/src/assets/Team_Contract_2025_26_AI_(1)_(1).docx
@@ -497,7 +497,7 @@
           <w:color w:val="ff0000"/>
           <w:rtl w:val="0"/>
         </w:rPr>
-        <w:t xml:space="preserve">…………..{MULTI_SEASON_CLAUSE}.. in which moment the Player will be a free agent and his letter of clearance will be issued if needed by the Club immediately upon request without any compensation payable to the Club.   </w:t>
+        <w:t xml:space="preserve">. {MULTI_SEASON_CLAUSE_FULL}</w:t>
       </w:r>
       <w:r>
         <w:rPr>

--- a/src/assets/Team_Contract_2025_26_AI_(1)_(1).docx
+++ b/src/assets/Team_Contract_2025_26_AI_(1)_(1).docx
@@ -431,61 +431,15 @@
           <w:rtl w:val="0"/>
         </w:rPr>
       </w:r>
-    </w:p>
-    <w:p>
-      <w:pPr>
-        <w:tabs>
-          <w:tab w:val="left" w:leader="none" w:pos="1440"/>
-          <w:tab w:val="left" w:leader="none" w:pos="2160"/>
-          <w:tab w:val="left" w:leader="none" w:pos="2880"/>
-          <w:tab w:val="left" w:leader="none" w:pos="3600"/>
-          <w:tab w:val="left" w:leader="none" w:pos="4320"/>
-          <w:tab w:val="left" w:leader="none" w:pos="5040"/>
-          <w:tab w:val="left" w:leader="none" w:pos="5760"/>
-          <w:tab w:val="left" w:leader="none" w:pos="6480"/>
-          <w:tab w:val="left" w:leader="none" w:pos="7200"/>
-          <w:tab w:val="left" w:leader="none" w:pos="7920"/>
-          <w:tab w:val="left" w:leader="none" w:pos="8640"/>
-        </w:tabs>
-        <w:jc w:val="both"/>
-        <w:rPr>
-          <w:b w:val="1"/>
-          <w:bCs w:val="1"/>
-          <w:u w:val="single"/>
-        </w:rPr>
-      </w:pPr>
-      <w:r>
-        <w:rPr>
-          <w:rtl w:val="0"/>
-        </w:rPr>
-      </w:r>
-    </w:p>
-    <w:p>
-      <w:pPr>
-        <w:numPr>
-          <w:ilvl w:val="1"/>
-          <w:numId w:val="1"/>
-        </w:numPr>
-        <w:tabs>
-          <w:tab w:val="left" w:leader="none" w:pos="360"/>
-          <w:tab w:val="left" w:leader="none" w:pos="1440"/>
-          <w:tab w:val="left" w:leader="none" w:pos="2160"/>
-          <w:tab w:val="left" w:leader="none" w:pos="2880"/>
-          <w:tab w:val="left" w:leader="none" w:pos="3600"/>
-          <w:tab w:val="left" w:leader="none" w:pos="4320"/>
-          <w:tab w:val="left" w:leader="none" w:pos="5040"/>
-          <w:tab w:val="left" w:leader="none" w:pos="5760"/>
-          <w:tab w:val="left" w:leader="none" w:pos="6480"/>
-          <w:tab w:val="left" w:leader="none" w:pos="7200"/>
-          <w:tab w:val="left" w:leader="none" w:pos="7920"/>
-          <w:tab w:val="left" w:leader="none" w:pos="8640"/>
-        </w:tabs>
-        <w:ind w:left="720" w:hanging="720"/>
-        <w:jc w:val="both"/>
-        <w:rPr>
-          <w:color w:val="ff0000"/>
-        </w:rPr>
-      </w:pPr>
+      <w:r>
+        <w:rPr/>
+        <w:t xml:space="preserve">. </w:t>
+      </w:r>
+      <w:r>
+        <w:rPr>
+          <w:rtl w:val="0"/>
+        </w:rPr>
+      </w:r>
       <w:r>
         <w:rPr>
           <w:rtl w:val="0"/>
